--- a/downloads/teacher/04 Units/Unit 07 - Capstone - Launch Career Readiness and FACS Shark Tank/Project 07 - FACS Shark Tank.docx
+++ b/downloads/teacher/04 Units/Unit 07 - Capstone - Launch Career Readiness and FACS Shark Tank/Project 07 - FACS Shark Tank.docx
@@ -112,35 +112,201 @@
       <w:r>
         <w:t xml:space="preserve">NYS module lines:</w:t>
       </w:r>
-      <w:r>
-        <w:t xml:space="preserve"> </w:t>
-      </w:r>
-      <w:r>
-        <w:t xml:space="preserve">- NYS IGLR 5. Career Pathways b) Examine the skills needed to become an entrepreneur</w:t>
-      </w:r>
-      <w:r>
-        <w:t xml:space="preserve"> </w:t>
-      </w:r>
-      <w:r>
-        <w:t xml:space="preserve">- NYS IGLR 4. Financial Readiness b) Create and follow a budget</w:t>
-      </w:r>
-      <w:r>
-        <w:t xml:space="preserve"> </w:t>
-      </w:r>
-      <w:r>
-        <w:t xml:space="preserve">- NYS IGLR 3. Employability b) Show understanding of interpersonal dynamics</w:t>
-      </w:r>
-      <w:r>
-        <w:t xml:space="preserve"> </w:t>
-      </w:r>
-      <w:r>
-        <w:t xml:space="preserve">- NYS IGLR 3. Employability c) Demonstrate effective communication skills</w:t>
-      </w:r>
-      <w:r>
-        <w:t xml:space="preserve"> </w:t>
-      </w:r>
-      <w:r>
-        <w:t xml:space="preserve">- NYS IGLR 2. Goal Setting d) Design, implement, and evaluate a plan to attain a desired goal</w:t>
+    </w:p>
+    <w:p>
+      <w:pPr>
+        <w:numPr>
+          <w:ilvl w:val="0"/>
+          <w:numId w:val="1001"/>
+        </w:numPr>
+        <w:pStyle w:val="Compact"/>
+      </w:pPr>
+      <w:r>
+        <w:t xml:space="preserve">NYS IGLR 5. Career Pathways b) Examine the skills needed to become an entrepreneur</w:t>
+      </w:r>
+    </w:p>
+    <w:p>
+      <w:pPr>
+        <w:numPr>
+          <w:ilvl w:val="0"/>
+          <w:numId w:val="1001"/>
+        </w:numPr>
+        <w:pStyle w:val="Compact"/>
+      </w:pPr>
+      <w:r>
+        <w:t xml:space="preserve">NYS IGLR 4. Financial Readiness b) Create and follow a budget</w:t>
+      </w:r>
+    </w:p>
+    <w:p>
+      <w:pPr>
+        <w:numPr>
+          <w:ilvl w:val="0"/>
+          <w:numId w:val="1001"/>
+        </w:numPr>
+        <w:pStyle w:val="Compact"/>
+      </w:pPr>
+      <w:r>
+        <w:t xml:space="preserve">NYS IGLR 3. Employability b) Show understanding of interpersonal dynamics</w:t>
+      </w:r>
+    </w:p>
+    <w:p>
+      <w:pPr>
+        <w:numPr>
+          <w:ilvl w:val="0"/>
+          <w:numId w:val="1001"/>
+        </w:numPr>
+        <w:pStyle w:val="Compact"/>
+      </w:pPr>
+      <w:r>
+        <w:t xml:space="preserve">NYS IGLR 3. Employability c) Demonstrate effective communication skills</w:t>
+      </w:r>
+    </w:p>
+    <w:p>
+      <w:pPr>
+        <w:numPr>
+          <w:ilvl w:val="0"/>
+          <w:numId w:val="1001"/>
+        </w:numPr>
+        <w:pStyle w:val="Compact"/>
+      </w:pPr>
+      <w:r>
+        <w:t xml:space="preserve">NYS IGLR 2. Goal Setting d) Design, implement, and evaluate a plan to attain a desired goal</w:t>
+      </w:r>
+    </w:p>
+    <w:p>
+      <w:pPr>
+        <w:pStyle w:val="FirstParagraph"/>
+      </w:pPr>
+      <w:r>
+        <w:t xml:space="preserve">CTE theme lines:</w:t>
+      </w:r>
+    </w:p>
+    <w:p>
+      <w:pPr>
+        <w:numPr>
+          <w:ilvl w:val="0"/>
+          <w:numId w:val="1002"/>
+        </w:numPr>
+        <w:pStyle w:val="Compact"/>
+      </w:pPr>
+      <w:r>
+        <w:t xml:space="preserve">CTE PSI 2. Design Process (Proactive) a) a. Defining the problem being addressed</w:t>
+      </w:r>
+    </w:p>
+    <w:p>
+      <w:pPr>
+        <w:numPr>
+          <w:ilvl w:val="0"/>
+          <w:numId w:val="1002"/>
+        </w:numPr>
+        <w:pStyle w:val="Compact"/>
+      </w:pPr>
+      <w:r>
+        <w:t xml:space="preserve">CTE PSI 2. Design Process (Proactive) a) d. Brainstorming and examining possible solutions</w:t>
+      </w:r>
+    </w:p>
+    <w:p>
+      <w:pPr>
+        <w:numPr>
+          <w:ilvl w:val="0"/>
+          <w:numId w:val="1002"/>
+        </w:numPr>
+        <w:pStyle w:val="Compact"/>
+      </w:pPr>
+      <w:r>
+        <w:t xml:space="preserve">CTE PSI 2. Design Process (Proactive) a) f. Developing and constructing a prototype or model of the selected design</w:t>
+      </w:r>
+    </w:p>
+    <w:p>
+      <w:pPr>
+        <w:numPr>
+          <w:ilvl w:val="0"/>
+          <w:numId w:val="1002"/>
+        </w:numPr>
+        <w:pStyle w:val="Compact"/>
+      </w:pPr>
+      <w:r>
+        <w:t xml:space="preserve">CTE PSI 2. Design Process (Proactive) a) g. Testing and evaluating the prototype and model against the design criteria and constraints</w:t>
+      </w:r>
+    </w:p>
+    <w:p>
+      <w:pPr>
+        <w:numPr>
+          <w:ilvl w:val="0"/>
+          <w:numId w:val="1002"/>
+        </w:numPr>
+        <w:pStyle w:val="Compact"/>
+      </w:pPr>
+      <w:r>
+        <w:t xml:space="preserve">CTE PSI 1. Problem Solving e) Demonstrate personal development of problem-solving skills through practice of these skills in a variety of classroom applications</w:t>
+      </w:r>
+    </w:p>
+    <w:p>
+      <w:pPr>
+        <w:numPr>
+          <w:ilvl w:val="0"/>
+          <w:numId w:val="1002"/>
+        </w:numPr>
+        <w:pStyle w:val="Compact"/>
+      </w:pPr>
+      <w:r>
+        <w:t xml:space="preserve">CTE CIR 3. Workplace Communication f) Demonstrate effective communication skills in a group setting to accomplish a task</w:t>
+      </w:r>
+    </w:p>
+    <w:p>
+      <w:pPr>
+        <w:numPr>
+          <w:ilvl w:val="0"/>
+          <w:numId w:val="1002"/>
+        </w:numPr>
+        <w:pStyle w:val="Compact"/>
+      </w:pPr>
+      <w:r>
+        <w:t xml:space="preserve">CTE CIR 1. Communication f) Demonstrate personal development of communication skills through practice of these skills in a variety of classroom applications</w:t>
+      </w:r>
+    </w:p>
+    <w:p>
+      <w:pPr>
+        <w:numPr>
+          <w:ilvl w:val="0"/>
+          <w:numId w:val="1002"/>
+        </w:numPr>
+        <w:pStyle w:val="Compact"/>
+      </w:pPr>
+      <w:r>
+        <w:t xml:space="preserve">CTE FCL 4. Buying Goods and Services c) Develop a spending and savings plan (budget) based on income and expenses</w:t>
+      </w:r>
+    </w:p>
+    <w:p>
+      <w:pPr>
+        <w:numPr>
+          <w:ilvl w:val="0"/>
+          <w:numId w:val="1002"/>
+        </w:numPr>
+        <w:pStyle w:val="Compact"/>
+      </w:pPr>
+      <w:r>
+        <w:t xml:space="preserve">CTE CCO 1. The Work World a) Describe reasons for working in paid and unpaid work environments</w:t>
+      </w:r>
+    </w:p>
+    <w:p>
+      <w:pPr>
+        <w:numPr>
+          <w:ilvl w:val="0"/>
+          <w:numId w:val="1002"/>
+        </w:numPr>
+        <w:pStyle w:val="Compact"/>
+      </w:pPr>
+      <w:r>
+        <w:t xml:space="preserve">CTE CCO 5. Community Needs Assessment c) Explore the role adolescents can play in providing for the needs and enhancing the lives of community members</w:t>
+      </w:r>
+    </w:p>
+    <w:p>
+      <w:pPr>
+        <w:pStyle w:val="FirstParagraph"/>
+      </w:pPr>
+      <w:r>
+        <w:t xml:space="preserve">NYS FACS Learning Standard 3 (Intermediate), Key Idea: Students will understand and be able to manage personal resources of talent, time, energy, and money and make effective decisions in order to balance their obligations to work, family, and self.; Performance Indicators: Students are able to budget their time and money; Students identify their own abilities and interests as possible guides to career choice.</w:t>
       </w:r>
     </w:p>
     <w:p>
@@ -148,67 +314,7 @@
         <w:pStyle w:val="BodyText"/>
       </w:pPr>
       <w:r>
-        <w:t xml:space="preserve">CTE theme lines:</w:t>
-      </w:r>
-      <w:r>
-        <w:t xml:space="preserve"> </w:t>
-      </w:r>
-      <w:r>
-        <w:t xml:space="preserve">- CTE PSI 2. Design Process (Proactive) a) a. Defining the problem being addressed</w:t>
-      </w:r>
-      <w:r>
-        <w:t xml:space="preserve"> </w:t>
-      </w:r>
-      <w:r>
-        <w:t xml:space="preserve">- CTE PSI 2. Design Process (Proactive) a) d. Brainstorming and examining possible solutions</w:t>
-      </w:r>
-      <w:r>
-        <w:t xml:space="preserve"> </w:t>
-      </w:r>
-      <w:r>
-        <w:t xml:space="preserve">- CTE PSI 2. Design Process (Proactive) a) f. Developing and constructing a prototype or model of the selected design</w:t>
-      </w:r>
-      <w:r>
-        <w:t xml:space="preserve"> </w:t>
-      </w:r>
-      <w:r>
-        <w:t xml:space="preserve">- CTE PSI 2. Design Process (Proactive) a) g. Testing and evaluating the prototype and model against the design criteria and constraints</w:t>
-      </w:r>
-      <w:r>
-        <w:t xml:space="preserve"> </w:t>
-      </w:r>
-      <w:r>
-        <w:t xml:space="preserve">- CTE PSI 1. Problem Solving e) Demonstrate personal development of problem-solving skills through practice of these skills in a variety of classroom applications</w:t>
-      </w:r>
-      <w:r>
-        <w:t xml:space="preserve"> </w:t>
-      </w:r>
-      <w:r>
-        <w:t xml:space="preserve">- CTE CIR 3. Workplace Communication f) Demonstrate effective communication skills in a group setting to accomplish a task</w:t>
-      </w:r>
-      <w:r>
-        <w:t xml:space="preserve"> </w:t>
-      </w:r>
-      <w:r>
-        <w:t xml:space="preserve">- CTE CIR 1. Communication f) Demonstrate personal development of communication skills through practice of these skills in a variety of classroom applications</w:t>
-      </w:r>
-      <w:r>
-        <w:t xml:space="preserve"> </w:t>
-      </w:r>
-      <w:r>
-        <w:t xml:space="preserve">- CTE FCL 4. Buying Goods and Services c) Develop a spending and savings plan (budget) based on income and expenses</w:t>
-      </w:r>
-      <w:r>
-        <w:t xml:space="preserve"> </w:t>
-      </w:r>
-      <w:r>
-        <w:t xml:space="preserve">- CTE CCO 1. The Work World a) Describe reasons for working in paid and unpaid work environments</w:t>
-      </w:r>
-      <w:r>
-        <w:t xml:space="preserve"> </w:t>
-      </w:r>
-      <w:r>
-        <w:t xml:space="preserve">- CTE CCO 5. Community Needs Assessment c) Explore the role adolescents can play in providing for the needs and enhancing the lives of community members</w:t>
+        <w:t xml:space="preserve">CDOS: Standard 1 Career Development; Standard 2 Integrated Learning; Standard 3a Universal Foundation Skills: Thinking Skills, Managing Resources, Managing Information, Interpersonal Skills, Basic Skills.</w:t>
       </w:r>
     </w:p>
     <w:p>
@@ -216,7 +322,7 @@
         <w:pStyle w:val="BodyText"/>
       </w:pPr>
       <w:r>
-        <w:t xml:space="preserve">NYS FACS Learning Standard 3 (Intermediate), Key Idea: Students will understand and be able to manage personal resources of talent, time, energy, and money and make effective decisions in order to balance their obligations to work, family, and self.; Performance Indicators: Students are able to budget their time and money; Students identify their own abilities and interests as possible guides to career choice.</w:t>
+        <w:t xml:space="preserve">National FCS 3.0: 3.1.2 Examine openings for jobs and for starting a business.</w:t>
       </w:r>
     </w:p>
     <w:p>
@@ -224,7 +330,94 @@
         <w:pStyle w:val="BodyText"/>
       </w:pPr>
       <w:r>
-        <w:t xml:space="preserve">CDOS: Standard 1 Career Development; Standard 2 Integrated Learning; Standard 3a Universal Foundation Skills: Thinking Skills, Managing Resources, Managing Information, Interpersonal Skills, Basic Skills.</w:t>
+        <w:t xml:space="preserve">The state’s own Individual Growth and Life Readiness module names this project as its Problem Solving and Innovation illustrative activity: small groups</w:t>
+      </w:r>
+      <w:r>
+        <w:t xml:space="preserve"> </w:t>
+      </w:r>
+      <w:r>
+        <w:t xml:space="preserve">“</w:t>
+      </w:r>
+      <w:r>
+        <w:t xml:space="preserve">develop entrepreneurship plans and make prototype food, textile, or human services products,</w:t>
+      </w:r>
+      <w:r>
+        <w:t xml:space="preserve">”</w:t>
+      </w:r>
+      <w:r>
+        <w:t xml:space="preserve"> </w:t>
+      </w:r>
+      <w:r>
+        <w:t xml:space="preserve">then pitch</w:t>
+      </w:r>
+      <w:r>
+        <w:t xml:space="preserve"> </w:t>
+      </w:r>
+      <w:r>
+        <w:t xml:space="preserve">“</w:t>
+      </w:r>
+      <w:r>
+        <w:t xml:space="preserve">to a panel representing potential investors,</w:t>
+      </w:r>
+      <w:r>
+        <w:t xml:space="preserve">”</w:t>
+      </w:r>
+      <w:r>
+        <w:t xml:space="preserve"> </w:t>
+      </w:r>
+      <w:r>
+        <w:t xml:space="preserve">and</w:t>
+      </w:r>
+      <w:r>
+        <w:t xml:space="preserve"> </w:t>
+      </w:r>
+      <w:r>
+        <w:t xml:space="preserve">“</w:t>
+      </w:r>
+      <w:r>
+        <w:t xml:space="preserve">classmates and investors vote on which entrepreneurs to back.</w:t>
+      </w:r>
+      <w:r>
+        <w:t xml:space="preserve">”</w:t>
+      </w:r>
+      <w:r>
+        <w:t xml:space="preserve"> </w:t>
+      </w:r>
+      <w:r>
+        <w:t xml:space="preserve">This project sheet is that activity written as a procedure.</w:t>
+      </w:r>
+    </w:p>
+    <w:p>
+      <w:r>
+        <w:br w:type="page"/>
+      </w:r>
+    </w:p>
+    <w:p>
+      <w:pPr>
+        <w:pStyle w:val="Heading1"/>
+      </w:pPr>
+      <w:bookmarkStart w:id="22" w:name="the-project-sheet-student-version"/>
+      <w:r>
+        <w:t xml:space="preserve">The project sheet (student version)</w:t>
+      </w:r>
+      <w:bookmarkEnd w:id="22"/>
+    </w:p>
+    <w:p>
+      <w:pPr>
+        <w:pStyle w:val="Heading2"/>
+      </w:pPr>
+      <w:bookmarkStart w:id="23" w:name="the-scenario"/>
+      <w:r>
+        <w:t xml:space="preserve">The scenario</w:t>
+      </w:r>
+      <w:bookmarkEnd w:id="23"/>
+    </w:p>
+    <w:p>
+      <w:pPr>
+        <w:pStyle w:val="FirstParagraph"/>
+      </w:pPr>
+      <w:r>
+        <w:t xml:space="preserve">You are three people with one business idea and seven class periods.</w:t>
       </w:r>
     </w:p>
     <w:p>
@@ -232,7 +425,7 @@
         <w:pStyle w:val="BodyText"/>
       </w:pPr>
       <w:r>
-        <w:t xml:space="preserve">National FCS 3.0: 3.1.2 Examine openings for jobs and for starting a business.</w:t>
+        <w:t xml:space="preserve">On Friday, four adults are going to sit at a table in this room. One of them runs this building. One of them is a teacher who is not me. One of them does not work here at all. They did not have to come, and they came anyway, because somebody told them that students in this building built businesses.</w:t>
       </w:r>
     </w:p>
     <w:p>
@@ -240,317 +433,214 @@
         <w:pStyle w:val="BodyText"/>
       </w:pPr>
       <w:r>
-        <w:t xml:space="preserve">The state’s own Individual Growth and Life Readiness module names this project as its Problem Solving and Innovation illustrative activity: small groups</w:t>
-      </w:r>
-      <w:r>
-        <w:t xml:space="preserve"> </w:t>
-      </w:r>
+        <w:t xml:space="preserve">You get 60 seconds to pitch to them. Then they get 90 seconds to ask you anything.</w:t>
+      </w:r>
+    </w:p>
+    <w:p>
+      <w:pPr>
+        <w:pStyle w:val="BodyText"/>
+      </w:pPr>
+      <w:r>
+        <w:t xml:space="preserve">You are not pretending. Your numbers have to be real numbers. Your customers have to be people you actually asked. Whatever you hand them has to be something you actually made. The one thing you cannot do in this project is make it up.</w:t>
+      </w:r>
+    </w:p>
+    <w:p>
+      <w:pPr>
+        <w:pStyle w:val="Heading2"/>
+      </w:pPr>
+      <w:bookmarkStart w:id="24" w:name="Xc10e24dfc7d1e5b91735fb5492d49694c8e952a"/>
+      <w:r>
+        <w:t xml:space="preserve">The one rule that makes this a FACS project</w:t>
+      </w:r>
+      <w:bookmarkEnd w:id="24"/>
+    </w:p>
+    <w:p>
+      <w:pPr>
+        <w:pStyle w:val="FirstParagraph"/>
+      </w:pPr>
+      <w:r>
+        <w:rPr>
+          <w:b/>
+        </w:rPr>
+        <w:t xml:space="preserve">Your idea has to connect to at least one of the six things this class covered this year, and your team has to say which one and why, in one sentence.</w:t>
+      </w:r>
+    </w:p>
+    <w:p>
+      <w:pPr>
+        <w:pStyle w:val="BodyText"/>
+      </w:pPr>
+      <w:r>
+        <w:t xml:space="preserve">The six:</w:t>
+      </w:r>
+      <w:r>
+        <w:t xml:space="preserve"> </w:t>
+      </w:r>
+      <w:r>
+        <w:rPr>
+          <w:b/>
+        </w:rPr>
+        <w:t xml:space="preserve">food</w:t>
+      </w:r>
+      <w:r>
+        <w:t xml:space="preserve"> </w:t>
+      </w:r>
+      <w:r>
+        <w:t xml:space="preserve">(Units 1 and 6),</w:t>
+      </w:r>
+      <w:r>
+        <w:t xml:space="preserve"> </w:t>
+      </w:r>
+      <w:r>
+        <w:rPr>
+          <w:b/>
+        </w:rPr>
+        <w:t xml:space="preserve">money</w:t>
+      </w:r>
+      <w:r>
+        <w:t xml:space="preserve"> </w:t>
+      </w:r>
+      <w:r>
+        <w:t xml:space="preserve">(Unit 2),</w:t>
+      </w:r>
+      <w:r>
+        <w:t xml:space="preserve"> </w:t>
+      </w:r>
+      <w:r>
+        <w:rPr>
+          <w:b/>
+        </w:rPr>
+        <w:t xml:space="preserve">family</w:t>
+      </w:r>
+      <w:r>
+        <w:t xml:space="preserve"> </w:t>
+      </w:r>
+      <w:r>
+        <w:t xml:space="preserve">(Unit 3),</w:t>
+      </w:r>
+      <w:r>
+        <w:t xml:space="preserve"> </w:t>
+      </w:r>
+      <w:r>
+        <w:rPr>
+          <w:b/>
+        </w:rPr>
+        <w:t xml:space="preserve">home</w:t>
+      </w:r>
+      <w:r>
+        <w:t xml:space="preserve"> </w:t>
+      </w:r>
+      <w:r>
+        <w:t xml:space="preserve">(Unit 4),</w:t>
+      </w:r>
+      <w:r>
+        <w:t xml:space="preserve"> </w:t>
+      </w:r>
+      <w:r>
+        <w:rPr>
+          <w:b/>
+        </w:rPr>
+        <w:t xml:space="preserve">clothing</w:t>
+      </w:r>
+      <w:r>
+        <w:t xml:space="preserve"> </w:t>
+      </w:r>
+      <w:r>
+        <w:t xml:space="preserve">(Unit 5),</w:t>
+      </w:r>
+      <w:r>
+        <w:t xml:space="preserve"> </w:t>
+      </w:r>
+      <w:r>
+        <w:rPr>
+          <w:b/>
+        </w:rPr>
+        <w:t xml:space="preserve">work</w:t>
+      </w:r>
+      <w:r>
+        <w:t xml:space="preserve"> </w:t>
+      </w:r>
+      <w:r>
+        <w:t xml:space="preserve">(Unit 7).</w:t>
+      </w:r>
+    </w:p>
+    <w:p>
+      <w:pPr>
+        <w:pStyle w:val="BodyText"/>
+      </w:pPr>
+      <w:r>
+        <w:t xml:space="preserve">You have spent a year learning to cook, measure, cost a meal, budget, read a label, sew, repair, design a room, plan for a child, and price a meal for thirty people. Your business should use one of those. If your idea does not use anything you learned this year, it is somebody else’s project.</w:t>
+      </w:r>
+    </w:p>
+    <w:p>
+      <w:pPr>
+        <w:pStyle w:val="BodyText"/>
+      </w:pPr>
+      <w:r>
+        <w:t xml:space="preserve">Examples of the connection sentence:</w:t>
+      </w:r>
+    </w:p>
+    <w:p>
+      <w:pPr>
+        <w:numPr>
+          <w:ilvl w:val="0"/>
+          <w:numId w:val="1003"/>
+        </w:numPr>
+        <w:pStyle w:val="Compact"/>
+      </w:pPr>
       <w:r>
         <w:t xml:space="preserve">“</w:t>
       </w:r>
       <w:r>
-        <w:t xml:space="preserve">develop entrepreneurship plans and make prototype food, textile, or human services products,</w:t>
+        <w:t xml:space="preserve">Our idea is a school lunch upgrade kit, and it connects to Unit 1 because we cost every item per serving from the circular.</w:t>
       </w:r>
       <w:r>
         <w:t xml:space="preserve">”</w:t>
       </w:r>
-      <w:r>
-        <w:t xml:space="preserve"> </w:t>
-      </w:r>
-      <w:r>
-        <w:t xml:space="preserve">then pitch</w:t>
-      </w:r>
-      <w:r>
-        <w:t xml:space="preserve"> </w:t>
-      </w:r>
+    </w:p>
+    <w:p>
+      <w:pPr>
+        <w:numPr>
+          <w:ilvl w:val="0"/>
+          <w:numId w:val="1003"/>
+        </w:numPr>
+        <w:pStyle w:val="Compact"/>
+      </w:pPr>
       <w:r>
         <w:t xml:space="preserve">“</w:t>
       </w:r>
       <w:r>
-        <w:t xml:space="preserve">to a panel representing potential investors,</w:t>
+        <w:t xml:space="preserve">Our idea is a clothing repair table at the spring fair, and it connects to Unit 5 because we can actually sew a button and a hem.</w:t>
       </w:r>
       <w:r>
         <w:t xml:space="preserve">”</w:t>
       </w:r>
-      <w:r>
-        <w:t xml:space="preserve"> </w:t>
-      </w:r>
-      <w:r>
-        <w:t xml:space="preserve">and</w:t>
-      </w:r>
-      <w:r>
-        <w:t xml:space="preserve"> </w:t>
-      </w:r>
+    </w:p>
+    <w:p>
+      <w:pPr>
+        <w:numPr>
+          <w:ilvl w:val="0"/>
+          <w:numId w:val="1003"/>
+        </w:numPr>
+        <w:pStyle w:val="Compact"/>
+      </w:pPr>
       <w:r>
         <w:t xml:space="preserve">“</w:t>
       </w:r>
       <w:r>
-        <w:t xml:space="preserve">classmates and investors vote on which entrepreneurs to back.</w:t>
+        <w:t xml:space="preserve">Our idea is a bedroom organizing service, and it connects to Unit 4 because we measure the room and draw it to scale first.</w:t>
       </w:r>
       <w:r>
         <w:t xml:space="preserve">”</w:t>
       </w:r>
-      <w:r>
-        <w:t xml:space="preserve"> </w:t>
-      </w:r>
-      <w:r>
-        <w:t xml:space="preserve">This project sheet is that activity written as a procedure.</w:t>
-      </w:r>
-    </w:p>
-    <w:p>
-      <w:r>
-        <w:br w:type="page"/>
-      </w:r>
-    </w:p>
-    <w:p>
-      <w:pPr>
-        <w:pStyle w:val="Heading1"/>
-      </w:pPr>
-      <w:bookmarkStart w:id="22" w:name="the-project-sheet-student-version"/>
-      <w:r>
-        <w:t xml:space="preserve">The project sheet (student version)</w:t>
-      </w:r>
-      <w:bookmarkEnd w:id="22"/>
-    </w:p>
-    <w:p>
-      <w:pPr>
-        <w:pStyle w:val="Heading2"/>
-      </w:pPr>
-      <w:bookmarkStart w:id="23" w:name="the-scenario"/>
-      <w:r>
-        <w:t xml:space="preserve">The scenario</w:t>
-      </w:r>
-      <w:bookmarkEnd w:id="23"/>
-    </w:p>
-    <w:p>
-      <w:pPr>
-        <w:pStyle w:val="FirstParagraph"/>
-      </w:pPr>
-      <w:r>
-        <w:t xml:space="preserve">You are three people with one business idea and seven class periods.</w:t>
-      </w:r>
-    </w:p>
-    <w:p>
-      <w:pPr>
-        <w:pStyle w:val="BodyText"/>
-      </w:pPr>
-      <w:r>
-        <w:t xml:space="preserve">On Friday, four adults are going to sit at a table in this room. One of them runs this building. One of them is a teacher who is not me. One of them does not work here at all. They did not have to come, and they came anyway, because somebody told them that students in this building built businesses.</w:t>
-      </w:r>
-    </w:p>
-    <w:p>
-      <w:pPr>
-        <w:pStyle w:val="BodyText"/>
-      </w:pPr>
-      <w:r>
-        <w:t xml:space="preserve">You get 60 seconds to pitch to them. Then they get 90 seconds to ask you anything.</w:t>
-      </w:r>
-    </w:p>
-    <w:p>
-      <w:pPr>
-        <w:pStyle w:val="BodyText"/>
-      </w:pPr>
-      <w:r>
-        <w:t xml:space="preserve">You are not pretending. Your numbers have to be real numbers. Your customers have to be people you actually asked. Whatever you hand them has to be something you actually made. The one thing you cannot do in this project is make it up.</w:t>
-      </w:r>
-    </w:p>
-    <w:p>
-      <w:pPr>
-        <w:pStyle w:val="Heading2"/>
-      </w:pPr>
-      <w:bookmarkStart w:id="24" w:name="Xc10e24dfc7d1e5b91735fb5492d49694c8e952a"/>
-      <w:r>
-        <w:t xml:space="preserve">The one rule that makes this a FACS project</w:t>
-      </w:r>
-      <w:bookmarkEnd w:id="24"/>
-    </w:p>
-    <w:p>
-      <w:pPr>
-        <w:pStyle w:val="FirstParagraph"/>
-      </w:pPr>
-      <w:r>
-        <w:rPr>
-          <w:b/>
-        </w:rPr>
-        <w:t xml:space="preserve">Your idea has to connect to at least one of the six things this class covered this year, and your team has to say which one and why, in one sentence.</w:t>
-      </w:r>
-    </w:p>
-    <w:p>
-      <w:pPr>
-        <w:pStyle w:val="BodyText"/>
-      </w:pPr>
-      <w:r>
-        <w:t xml:space="preserve">The six:</w:t>
-      </w:r>
-      <w:r>
-        <w:t xml:space="preserve"> </w:t>
-      </w:r>
-      <w:r>
-        <w:rPr>
-          <w:b/>
-        </w:rPr>
-        <w:t xml:space="preserve">food</w:t>
-      </w:r>
-      <w:r>
-        <w:t xml:space="preserve"> </w:t>
-      </w:r>
-      <w:r>
-        <w:t xml:space="preserve">(Units 1 and 6),</w:t>
-      </w:r>
-      <w:r>
-        <w:t xml:space="preserve"> </w:t>
-      </w:r>
-      <w:r>
-        <w:rPr>
-          <w:b/>
-        </w:rPr>
-        <w:t xml:space="preserve">money</w:t>
-      </w:r>
-      <w:r>
-        <w:t xml:space="preserve"> </w:t>
-      </w:r>
-      <w:r>
-        <w:t xml:space="preserve">(Unit 2),</w:t>
-      </w:r>
-      <w:r>
-        <w:t xml:space="preserve"> </w:t>
-      </w:r>
-      <w:r>
-        <w:rPr>
-          <w:b/>
-        </w:rPr>
-        <w:t xml:space="preserve">family</w:t>
-      </w:r>
-      <w:r>
-        <w:t xml:space="preserve"> </w:t>
-      </w:r>
-      <w:r>
-        <w:t xml:space="preserve">(Unit 3),</w:t>
-      </w:r>
-      <w:r>
-        <w:t xml:space="preserve"> </w:t>
-      </w:r>
-      <w:r>
-        <w:rPr>
-          <w:b/>
-        </w:rPr>
-        <w:t xml:space="preserve">home</w:t>
-      </w:r>
-      <w:r>
-        <w:t xml:space="preserve"> </w:t>
-      </w:r>
-      <w:r>
-        <w:t xml:space="preserve">(Unit 4),</w:t>
-      </w:r>
-      <w:r>
-        <w:t xml:space="preserve"> </w:t>
-      </w:r>
-      <w:r>
-        <w:rPr>
-          <w:b/>
-        </w:rPr>
-        <w:t xml:space="preserve">clothing</w:t>
-      </w:r>
-      <w:r>
-        <w:t xml:space="preserve"> </w:t>
-      </w:r>
-      <w:r>
-        <w:t xml:space="preserve">(Unit 5),</w:t>
-      </w:r>
-      <w:r>
-        <w:t xml:space="preserve"> </w:t>
-      </w:r>
-      <w:r>
-        <w:rPr>
-          <w:b/>
-        </w:rPr>
-        <w:t xml:space="preserve">work</w:t>
-      </w:r>
-      <w:r>
-        <w:t xml:space="preserve"> </w:t>
-      </w:r>
-      <w:r>
-        <w:t xml:space="preserve">(Unit 7).</w:t>
-      </w:r>
-    </w:p>
-    <w:p>
-      <w:pPr>
-        <w:pStyle w:val="BodyText"/>
-      </w:pPr>
-      <w:r>
-        <w:t xml:space="preserve">You have spent a year learning to cook, measure, cost a meal, budget, read a label, sew, repair, design a room, plan for a child, and price a meal for thirty people. Your business should use one of those. If your idea does not use anything you learned this year, it is somebody else’s project.</w:t>
-      </w:r>
-    </w:p>
-    <w:p>
-      <w:pPr>
-        <w:pStyle w:val="BodyText"/>
-      </w:pPr>
-      <w:r>
-        <w:t xml:space="preserve">Examples of the connection sentence:</w:t>
-      </w:r>
-      <w:r>
-        <w:t xml:space="preserve"> </w:t>
-      </w:r>
-      <w:r>
-        <w:t xml:space="preserve">-</w:t>
-      </w:r>
-      <w:r>
-        <w:t xml:space="preserve"> </w:t>
-      </w:r>
-      <w:r>
-        <w:t xml:space="preserve">“</w:t>
-      </w:r>
-      <w:r>
-        <w:t xml:space="preserve">Our idea is a school lunch upgrade kit, and it connects to Unit 1 because we cost every item per serving from the circular.</w:t>
-      </w:r>
-      <w:r>
-        <w:t xml:space="preserve">”</w:t>
-      </w:r>
-      <w:r>
-        <w:t xml:space="preserve"> </w:t>
-      </w:r>
-      <w:r>
-        <w:t xml:space="preserve">-</w:t>
-      </w:r>
-      <w:r>
-        <w:t xml:space="preserve"> </w:t>
-      </w:r>
-      <w:r>
-        <w:t xml:space="preserve">“</w:t>
-      </w:r>
-      <w:r>
-        <w:t xml:space="preserve">Our idea is a clothing repair table at the spring fair, and it connects to Unit 5 because we can actually sew a button and a hem.</w:t>
-      </w:r>
-      <w:r>
-        <w:t xml:space="preserve">”</w:t>
-      </w:r>
-      <w:r>
-        <w:t xml:space="preserve"> </w:t>
-      </w:r>
-      <w:r>
-        <w:t xml:space="preserve">-</w:t>
-      </w:r>
-      <w:r>
-        <w:t xml:space="preserve"> </w:t>
-      </w:r>
-      <w:r>
-        <w:t xml:space="preserve">“</w:t>
-      </w:r>
-      <w:r>
-        <w:t xml:space="preserve">Our idea is a bedroom organizing service, and it connects to Unit 4 because we measure the room and draw it to scale first.</w:t>
-      </w:r>
-      <w:r>
-        <w:t xml:space="preserve">”</w:t>
-      </w:r>
-      <w:r>
-        <w:t xml:space="preserve"> </w:t>
-      </w:r>
-      <w:r>
-        <w:t xml:space="preserve">-</w:t>
-      </w:r>
-      <w:r>
-        <w:t xml:space="preserve"> </w:t>
-      </w:r>
+    </w:p>
+    <w:p>
+      <w:pPr>
+        <w:numPr>
+          <w:ilvl w:val="0"/>
+          <w:numId w:val="1003"/>
+        </w:numPr>
+        <w:pStyle w:val="Compact"/>
+      </w:pPr>
       <w:r>
         <w:t xml:space="preserve">“</w:t>
       </w:r>
@@ -1017,7 +1107,7 @@
       <w:pPr>
         <w:numPr>
           <w:ilvl w:val="0"/>
-          <w:numId w:val="1001"/>
+          <w:numId w:val="1004"/>
         </w:numPr>
         <w:pStyle w:val="Compact"/>
       </w:pPr>
@@ -1038,7 +1128,7 @@
       <w:pPr>
         <w:numPr>
           <w:ilvl w:val="0"/>
-          <w:numId w:val="1001"/>
+          <w:numId w:val="1004"/>
         </w:numPr>
         <w:pStyle w:val="Compact"/>
       </w:pPr>
@@ -1059,7 +1149,7 @@
       <w:pPr>
         <w:numPr>
           <w:ilvl w:val="0"/>
-          <w:numId w:val="1001"/>
+          <w:numId w:val="1004"/>
         </w:numPr>
         <w:pStyle w:val="Compact"/>
       </w:pPr>
@@ -1080,7 +1170,7 @@
       <w:pPr>
         <w:numPr>
           <w:ilvl w:val="0"/>
-          <w:numId w:val="1001"/>
+          <w:numId w:val="1004"/>
         </w:numPr>
         <w:pStyle w:val="Compact"/>
       </w:pPr>
@@ -1101,7 +1191,7 @@
       <w:pPr>
         <w:numPr>
           <w:ilvl w:val="0"/>
-          <w:numId w:val="1001"/>
+          <w:numId w:val="1004"/>
         </w:numPr>
         <w:pStyle w:val="Compact"/>
       </w:pPr>
@@ -1122,7 +1212,7 @@
       <w:pPr>
         <w:numPr>
           <w:ilvl w:val="0"/>
-          <w:numId w:val="1001"/>
+          <w:numId w:val="1004"/>
         </w:numPr>
         <w:pStyle w:val="Compact"/>
       </w:pPr>
@@ -1143,7 +1233,7 @@
       <w:pPr>
         <w:numPr>
           <w:ilvl w:val="0"/>
-          <w:numId w:val="1001"/>
+          <w:numId w:val="1004"/>
         </w:numPr>
         <w:pStyle w:val="Compact"/>
       </w:pPr>
@@ -1684,40 +1774,70 @@
         </w:rPr>
         <w:t xml:space="preserve">CEO: owns the idea, the pitch, and the clock.</w:t>
       </w:r>
-      <w:r>
-        <w:t xml:space="preserve"> </w:t>
-      </w:r>
-      <w:r>
-        <w:t xml:space="preserve">- Writes the business brief and the ask.</w:t>
-      </w:r>
-      <w:r>
-        <w:t xml:space="preserve"> </w:t>
-      </w:r>
-      <w:r>
-        <w:t xml:space="preserve">- Says the hook and the ask in the pitch.</w:t>
-      </w:r>
-      <w:r>
-        <w:t xml:space="preserve"> </w:t>
-      </w:r>
-      <w:r>
-        <w:t xml:space="preserve">- Calls the time: says out loud how many minutes are left, twice a period.</w:t>
-      </w:r>
-      <w:r>
-        <w:t xml:space="preserve"> </w:t>
-      </w:r>
-      <w:r>
-        <w:t xml:space="preserve">- Decides when the team is arguing instead of working, and picks.</w:t>
-      </w:r>
-      <w:r>
-        <w:t xml:space="preserve"> </w:t>
-      </w:r>
-      <w:r>
-        <w:t xml:space="preserve">- On Friday: takes the first judge question unless the team assigned somebody else.</w:t>
-      </w:r>
-    </w:p>
-    <w:p>
-      <w:pPr>
-        <w:pStyle w:val="BodyText"/>
+    </w:p>
+    <w:p>
+      <w:pPr>
+        <w:numPr>
+          <w:ilvl w:val="0"/>
+          <w:numId w:val="1005"/>
+        </w:numPr>
+        <w:pStyle w:val="Compact"/>
+      </w:pPr>
+      <w:r>
+        <w:t xml:space="preserve">Writes the business brief and the ask.</w:t>
+      </w:r>
+    </w:p>
+    <w:p>
+      <w:pPr>
+        <w:numPr>
+          <w:ilvl w:val="0"/>
+          <w:numId w:val="1005"/>
+        </w:numPr>
+        <w:pStyle w:val="Compact"/>
+      </w:pPr>
+      <w:r>
+        <w:t xml:space="preserve">Says the hook and the ask in the pitch.</w:t>
+      </w:r>
+    </w:p>
+    <w:p>
+      <w:pPr>
+        <w:numPr>
+          <w:ilvl w:val="0"/>
+          <w:numId w:val="1005"/>
+        </w:numPr>
+        <w:pStyle w:val="Compact"/>
+      </w:pPr>
+      <w:r>
+        <w:t xml:space="preserve">Calls the time: says out loud how many minutes are left, twice a period.</w:t>
+      </w:r>
+    </w:p>
+    <w:p>
+      <w:pPr>
+        <w:numPr>
+          <w:ilvl w:val="0"/>
+          <w:numId w:val="1005"/>
+        </w:numPr>
+        <w:pStyle w:val="Compact"/>
+      </w:pPr>
+      <w:r>
+        <w:t xml:space="preserve">Decides when the team is arguing instead of working, and picks.</w:t>
+      </w:r>
+    </w:p>
+    <w:p>
+      <w:pPr>
+        <w:numPr>
+          <w:ilvl w:val="0"/>
+          <w:numId w:val="1005"/>
+        </w:numPr>
+        <w:pStyle w:val="Compact"/>
+      </w:pPr>
+      <w:r>
+        <w:t xml:space="preserve">On Friday: takes the first judge question unless the team assigned somebody else.</w:t>
+      </w:r>
+    </w:p>
+    <w:p>
+      <w:pPr>
+        <w:pStyle w:val="FirstParagraph"/>
       </w:pPr>
       <w:r>
         <w:rPr>
@@ -1725,35 +1845,65 @@
         </w:rPr>
         <w:t xml:space="preserve">CFO: owns every number.</w:t>
       </w:r>
-      <w:r>
-        <w:t xml:space="preserve"> </w:t>
-      </w:r>
-      <w:r>
-        <w:t xml:space="preserve">- Builds the numbers page: unit cost, price, margin, break-even, projection.</w:t>
-      </w:r>
-      <w:r>
-        <w:t xml:space="preserve"> </w:t>
-      </w:r>
-      <w:r>
-        <w:t xml:space="preserve">- Signs the numbers page. The signature means the arithmetic is right.</w:t>
-      </w:r>
-      <w:r>
-        <w:t xml:space="preserve"> </w:t>
-      </w:r>
-      <w:r>
-        <w:t xml:space="preserve">- Draws panel 4 so it can be read from ten feet.</w:t>
-      </w:r>
-      <w:r>
-        <w:t xml:space="preserve"> </w:t>
-      </w:r>
-      <w:r>
-        <w:t xml:space="preserve">- Says the money sentence in the pitch.</w:t>
-      </w:r>
-      <w:r>
-        <w:t xml:space="preserve"> </w:t>
-      </w:r>
-      <w:r>
-        <w:t xml:space="preserve">- On Friday: can answer</w:t>
+    </w:p>
+    <w:p>
+      <w:pPr>
+        <w:numPr>
+          <w:ilvl w:val="0"/>
+          <w:numId w:val="1006"/>
+        </w:numPr>
+        <w:pStyle w:val="Compact"/>
+      </w:pPr>
+      <w:r>
+        <w:t xml:space="preserve">Builds the numbers page: unit cost, price, margin, break-even, projection.</w:t>
+      </w:r>
+    </w:p>
+    <w:p>
+      <w:pPr>
+        <w:numPr>
+          <w:ilvl w:val="0"/>
+          <w:numId w:val="1006"/>
+        </w:numPr>
+        <w:pStyle w:val="Compact"/>
+      </w:pPr>
+      <w:r>
+        <w:t xml:space="preserve">Signs the numbers page. The signature means the arithmetic is right.</w:t>
+      </w:r>
+    </w:p>
+    <w:p>
+      <w:pPr>
+        <w:numPr>
+          <w:ilvl w:val="0"/>
+          <w:numId w:val="1006"/>
+        </w:numPr>
+        <w:pStyle w:val="Compact"/>
+      </w:pPr>
+      <w:r>
+        <w:t xml:space="preserve">Draws panel 4 so it can be read from ten feet.</w:t>
+      </w:r>
+    </w:p>
+    <w:p>
+      <w:pPr>
+        <w:numPr>
+          <w:ilvl w:val="0"/>
+          <w:numId w:val="1006"/>
+        </w:numPr>
+        <w:pStyle w:val="Compact"/>
+      </w:pPr>
+      <w:r>
+        <w:t xml:space="preserve">Says the money sentence in the pitch.</w:t>
+      </w:r>
+    </w:p>
+    <w:p>
+      <w:pPr>
+        <w:numPr>
+          <w:ilvl w:val="0"/>
+          <w:numId w:val="1006"/>
+        </w:numPr>
+        <w:pStyle w:val="Compact"/>
+      </w:pPr>
+      <w:r>
+        <w:t xml:space="preserve">On Friday: can answer</w:t>
       </w:r>
       <w:r>
         <w:t xml:space="preserve"> </w:t>
@@ -1776,7 +1926,7 @@
     </w:p>
     <w:p>
       <w:pPr>
-        <w:pStyle w:val="BodyText"/>
+        <w:pStyle w:val="FirstParagraph"/>
       </w:pPr>
       <w:r>
         <w:rPr>
@@ -1784,40 +1934,70 @@
         </w:rPr>
         <w:t xml:space="preserve">CMO: owns the customer, the look, and the prototype.</w:t>
       </w:r>
-      <w:r>
-        <w:t xml:space="preserve"> </w:t>
-      </w:r>
-      <w:r>
-        <w:t xml:space="preserve">- Runs the three customer interviews and writes the answers in the customer’s words.</w:t>
-      </w:r>
-      <w:r>
-        <w:t xml:space="preserve"> </w:t>
-      </w:r>
-      <w:r>
-        <w:t xml:space="preserve">- Lays out the five panels and writes panels 1, 2, and 3.</w:t>
-      </w:r>
-      <w:r>
-        <w:t xml:space="preserve"> </w:t>
-      </w:r>
-      <w:r>
-        <w:t xml:space="preserve">- Builds the prototype or leads the building of it.</w:t>
-      </w:r>
-      <w:r>
-        <w:t xml:space="preserve"> </w:t>
-      </w:r>
-      <w:r>
-        <w:t xml:space="preserve">- Says the problem and who it is for in the pitch.</w:t>
-      </w:r>
-      <w:r>
-        <w:t xml:space="preserve"> </w:t>
-      </w:r>
-      <w:r>
-        <w:t xml:space="preserve">- On Friday: can name one real person who said they would buy it, and what they said.</w:t>
-      </w:r>
-    </w:p>
-    <w:p>
-      <w:pPr>
-        <w:pStyle w:val="BodyText"/>
+    </w:p>
+    <w:p>
+      <w:pPr>
+        <w:numPr>
+          <w:ilvl w:val="0"/>
+          <w:numId w:val="1007"/>
+        </w:numPr>
+        <w:pStyle w:val="Compact"/>
+      </w:pPr>
+      <w:r>
+        <w:t xml:space="preserve">Runs the three customer interviews and writes the answers in the customer’s words.</w:t>
+      </w:r>
+    </w:p>
+    <w:p>
+      <w:pPr>
+        <w:numPr>
+          <w:ilvl w:val="0"/>
+          <w:numId w:val="1007"/>
+        </w:numPr>
+        <w:pStyle w:val="Compact"/>
+      </w:pPr>
+      <w:r>
+        <w:t xml:space="preserve">Lays out the five panels and writes panels 1, 2, and 3.</w:t>
+      </w:r>
+    </w:p>
+    <w:p>
+      <w:pPr>
+        <w:numPr>
+          <w:ilvl w:val="0"/>
+          <w:numId w:val="1007"/>
+        </w:numPr>
+        <w:pStyle w:val="Compact"/>
+      </w:pPr>
+      <w:r>
+        <w:t xml:space="preserve">Builds the prototype or leads the building of it.</w:t>
+      </w:r>
+    </w:p>
+    <w:p>
+      <w:pPr>
+        <w:numPr>
+          <w:ilvl w:val="0"/>
+          <w:numId w:val="1007"/>
+        </w:numPr>
+        <w:pStyle w:val="Compact"/>
+      </w:pPr>
+      <w:r>
+        <w:t xml:space="preserve">Says the problem and who it is for in the pitch.</w:t>
+      </w:r>
+    </w:p>
+    <w:p>
+      <w:pPr>
+        <w:numPr>
+          <w:ilvl w:val="0"/>
+          <w:numId w:val="1007"/>
+        </w:numPr>
+        <w:pStyle w:val="Compact"/>
+      </w:pPr>
+      <w:r>
+        <w:t xml:space="preserve">On Friday: can name one real person who said they would buy it, and what they said.</w:t>
+      </w:r>
+    </w:p>
+    <w:p>
+      <w:pPr>
+        <w:pStyle w:val="FirstParagraph"/>
       </w:pPr>
       <w:r>
         <w:rPr>
@@ -1846,7 +2026,7 @@
       <w:pPr>
         <w:numPr>
           <w:ilvl w:val="0"/>
-          <w:numId w:val="1002"/>
+          <w:numId w:val="1008"/>
         </w:numPr>
         <w:pStyle w:val="Compact"/>
       </w:pPr>
@@ -1867,7 +2047,7 @@
       <w:pPr>
         <w:numPr>
           <w:ilvl w:val="0"/>
-          <w:numId w:val="1002"/>
+          <w:numId w:val="1008"/>
         </w:numPr>
         <w:pStyle w:val="Compact"/>
       </w:pPr>
@@ -1888,7 +2068,7 @@
       <w:pPr>
         <w:numPr>
           <w:ilvl w:val="0"/>
-          <w:numId w:val="1002"/>
+          <w:numId w:val="1008"/>
         </w:numPr>
         <w:pStyle w:val="Compact"/>
       </w:pPr>
@@ -1909,7 +2089,7 @@
       <w:pPr>
         <w:numPr>
           <w:ilvl w:val="0"/>
-          <w:numId w:val="1002"/>
+          <w:numId w:val="1008"/>
         </w:numPr>
         <w:pStyle w:val="Compact"/>
       </w:pPr>
@@ -1930,7 +2110,7 @@
       <w:pPr>
         <w:numPr>
           <w:ilvl w:val="0"/>
-          <w:numId w:val="1002"/>
+          <w:numId w:val="1008"/>
         </w:numPr>
         <w:pStyle w:val="Compact"/>
       </w:pPr>
@@ -1951,7 +2131,7 @@
       <w:pPr>
         <w:numPr>
           <w:ilvl w:val="0"/>
-          <w:numId w:val="1002"/>
+          <w:numId w:val="1008"/>
         </w:numPr>
         <w:pStyle w:val="Compact"/>
       </w:pPr>
@@ -1972,7 +2152,7 @@
       <w:pPr>
         <w:numPr>
           <w:ilvl w:val="0"/>
-          <w:numId w:val="1002"/>
+          <w:numId w:val="1008"/>
         </w:numPr>
         <w:pStyle w:val="Compact"/>
       </w:pPr>
@@ -1993,7 +2173,7 @@
       <w:pPr>
         <w:numPr>
           <w:ilvl w:val="0"/>
-          <w:numId w:val="1002"/>
+          <w:numId w:val="1008"/>
         </w:numPr>
         <w:pStyle w:val="Compact"/>
       </w:pPr>
@@ -2014,7 +2194,7 @@
       <w:pPr>
         <w:numPr>
           <w:ilvl w:val="0"/>
-          <w:numId w:val="1002"/>
+          <w:numId w:val="1008"/>
         </w:numPr>
         <w:pStyle w:val="Compact"/>
       </w:pPr>
@@ -2053,7 +2233,7 @@
       <w:pPr>
         <w:numPr>
           <w:ilvl w:val="0"/>
-          <w:numId w:val="1003"/>
+          <w:numId w:val="1009"/>
         </w:numPr>
         <w:pStyle w:val="Compact"/>
       </w:pPr>
@@ -2074,7 +2254,7 @@
       <w:pPr>
         <w:numPr>
           <w:ilvl w:val="0"/>
-          <w:numId w:val="1003"/>
+          <w:numId w:val="1009"/>
         </w:numPr>
         <w:pStyle w:val="Compact"/>
       </w:pPr>
@@ -2095,7 +2275,7 @@
       <w:pPr>
         <w:numPr>
           <w:ilvl w:val="0"/>
-          <w:numId w:val="1003"/>
+          <w:numId w:val="1009"/>
         </w:numPr>
         <w:pStyle w:val="Compact"/>
       </w:pPr>
@@ -2143,7 +2323,7 @@
       <w:pPr>
         <w:numPr>
           <w:ilvl w:val="0"/>
-          <w:numId w:val="1003"/>
+          <w:numId w:val="1009"/>
         </w:numPr>
         <w:pStyle w:val="Compact"/>
       </w:pPr>
@@ -2164,7 +2344,7 @@
       <w:pPr>
         <w:numPr>
           <w:ilvl w:val="0"/>
-          <w:numId w:val="1003"/>
+          <w:numId w:val="1009"/>
         </w:numPr>
         <w:pStyle w:val="Compact"/>
       </w:pPr>
@@ -2185,7 +2365,7 @@
       <w:pPr>
         <w:numPr>
           <w:ilvl w:val="0"/>
-          <w:numId w:val="1003"/>
+          <w:numId w:val="1009"/>
         </w:numPr>
         <w:pStyle w:val="Compact"/>
       </w:pPr>
@@ -2206,7 +2386,7 @@
       <w:pPr>
         <w:numPr>
           <w:ilvl w:val="0"/>
-          <w:numId w:val="1003"/>
+          <w:numId w:val="1009"/>
         </w:numPr>
         <w:pStyle w:val="Compact"/>
       </w:pPr>
@@ -2227,7 +2407,7 @@
       <w:pPr>
         <w:numPr>
           <w:ilvl w:val="0"/>
-          <w:numId w:val="1003"/>
+          <w:numId w:val="1009"/>
         </w:numPr>
         <w:pStyle w:val="Compact"/>
       </w:pPr>
@@ -2248,7 +2428,7 @@
       <w:pPr>
         <w:numPr>
           <w:ilvl w:val="0"/>
-          <w:numId w:val="1003"/>
+          <w:numId w:val="1009"/>
         </w:numPr>
         <w:pStyle w:val="Compact"/>
       </w:pPr>
@@ -2269,7 +2449,7 @@
       <w:pPr>
         <w:numPr>
           <w:ilvl w:val="0"/>
-          <w:numId w:val="1003"/>
+          <w:numId w:val="1009"/>
         </w:numPr>
         <w:pStyle w:val="Compact"/>
       </w:pPr>
@@ -2290,7 +2470,7 @@
       <w:pPr>
         <w:numPr>
           <w:ilvl w:val="0"/>
-          <w:numId w:val="1003"/>
+          <w:numId w:val="1009"/>
         </w:numPr>
         <w:pStyle w:val="Compact"/>
       </w:pPr>
@@ -2640,7 +2820,7 @@
       <w:pPr>
         <w:numPr>
           <w:ilvl w:val="0"/>
-          <w:numId w:val="1004"/>
+          <w:numId w:val="1010"/>
         </w:numPr>
         <w:pStyle w:val="Compact"/>
       </w:pPr>
@@ -2661,7 +2841,7 @@
       <w:pPr>
         <w:numPr>
           <w:ilvl w:val="0"/>
-          <w:numId w:val="1004"/>
+          <w:numId w:val="1010"/>
         </w:numPr>
         <w:pStyle w:val="Compact"/>
       </w:pPr>
@@ -2694,7 +2874,7 @@
       <w:pPr>
         <w:numPr>
           <w:ilvl w:val="0"/>
-          <w:numId w:val="1004"/>
+          <w:numId w:val="1010"/>
         </w:numPr>
         <w:pStyle w:val="Compact"/>
       </w:pPr>
@@ -2715,7 +2895,7 @@
       <w:pPr>
         <w:numPr>
           <w:ilvl w:val="0"/>
-          <w:numId w:val="1004"/>
+          <w:numId w:val="1010"/>
         </w:numPr>
         <w:pStyle w:val="Compact"/>
       </w:pPr>
@@ -2736,7 +2916,7 @@
       <w:pPr>
         <w:numPr>
           <w:ilvl w:val="0"/>
-          <w:numId w:val="1004"/>
+          <w:numId w:val="1010"/>
         </w:numPr>
         <w:pStyle w:val="Compact"/>
       </w:pPr>
@@ -2775,7 +2955,7 @@
       <w:pPr>
         <w:numPr>
           <w:ilvl w:val="0"/>
-          <w:numId w:val="1004"/>
+          <w:numId w:val="1010"/>
         </w:numPr>
         <w:pStyle w:val="Compact"/>
       </w:pPr>
@@ -2796,7 +2976,7 @@
       <w:pPr>
         <w:numPr>
           <w:ilvl w:val="0"/>
-          <w:numId w:val="1004"/>
+          <w:numId w:val="1010"/>
         </w:numPr>
         <w:pStyle w:val="Compact"/>
       </w:pPr>
@@ -2817,7 +2997,7 @@
       <w:pPr>
         <w:numPr>
           <w:ilvl w:val="0"/>
-          <w:numId w:val="1004"/>
+          <w:numId w:val="1010"/>
         </w:numPr>
         <w:pStyle w:val="Compact"/>
       </w:pPr>
@@ -2856,7 +3036,7 @@
       <w:pPr>
         <w:numPr>
           <w:ilvl w:val="0"/>
-          <w:numId w:val="1004"/>
+          <w:numId w:val="1010"/>
         </w:numPr>
         <w:pStyle w:val="Compact"/>
       </w:pPr>
@@ -3165,6 +3345,24 @@
     <w:abstractNumId w:val="991"/>
   </w:num>
   <w:num w:numId="1004">
+    <w:abstractNumId w:val="991"/>
+  </w:num>
+  <w:num w:numId="1005">
+    <w:abstractNumId w:val="991"/>
+  </w:num>
+  <w:num w:numId="1006">
+    <w:abstractNumId w:val="991"/>
+  </w:num>
+  <w:num w:numId="1007">
+    <w:abstractNumId w:val="991"/>
+  </w:num>
+  <w:num w:numId="1008">
+    <w:abstractNumId w:val="991"/>
+  </w:num>
+  <w:num w:numId="1009">
+    <w:abstractNumId w:val="991"/>
+  </w:num>
+  <w:num w:numId="1010">
     <w:abstractNumId w:val="991"/>
   </w:num>
 </w:numbering>

--- a/downloads/teacher/04 Units/Unit 07 - Capstone - Launch Career Readiness and FACS Shark Tank/Project 07 - FACS Shark Tank.docx
+++ b/downloads/teacher/04 Units/Unit 07 - Capstone - Launch Career Readiness and FACS Shark Tank/Project 07 - FACS Shark Tank.docx
@@ -666,7 +666,7 @@
         <w:pStyle w:val="FirstParagraph"/>
       </w:pPr>
       <w:r>
-        <w:t xml:space="preserve">Six things. Four go in the team folder and two happen in the room.</w:t>
+        <w:t xml:space="preserve">Six things. Three go in the team folder, two go on the counter, and one happens live in the room.</w:t>
       </w:r>
     </w:p>
     <w:tbl>
@@ -2301,22 +2301,7 @@
         <w:t xml:space="preserve">Vocabulary 07.md</w:t>
       </w:r>
       <w:r>
-        <w:t xml:space="preserve">, for all six pitch parts, the three interview questions, the break-even sentence, and the module connection sentence. Marked</w:t>
-      </w:r>
-      <w:r>
-        <w:t xml:space="preserve"> </w:t>
-      </w:r>
-      <w:r>
-        <w:rPr>
-          <w:b/>
-        </w:rPr>
-        <w:t xml:space="preserve">[check with a native speaker]</w:t>
-      </w:r>
-      <w:r>
-        <w:t xml:space="preserve"> </w:t>
-      </w:r>
-      <w:r>
-        <w:t xml:space="preserve">until a native speaker or the ENL teacher has read them.</w:t>
+        <w:t xml:space="preserve">, for all six pitch parts, the three interview questions, the break-even sentence, and the module connection sentence. Marked until a native speaker or the ENL teacher has read them.</w:t>
       </w:r>
     </w:p>
     <w:p>
@@ -2991,60 +2976,6 @@
       </w:r>
       <w:r>
         <w:t xml:space="preserve">roughly $10.00 to $12.00 for a class, plus whatever comes out of the Unit 5 scrap bin. Everything else is already in the room from the other six units. That is worth saying to a principal.</w:t>
-      </w:r>
-    </w:p>
-    <w:p>
-      <w:pPr>
-        <w:numPr>
-          <w:ilvl w:val="0"/>
-          <w:numId w:val="1010"/>
-        </w:numPr>
-        <w:pStyle w:val="Compact"/>
-      </w:pPr>
-      <w:r>
-        <w:rPr>
-          <w:rStyle w:val="TeacherNote"/>
-        </w:rPr>
-        <w:t xml:space="preserve">[Sal: build the judge list in September, not June. One administrator, one teacher, one parent, one business owner, asked in writing for 45 minutes on a named date. Send them the one-page briefing from</w:t>
-      </w:r>
-      <w:r>
-        <w:rPr>
-          <w:rStyle w:val="TeacherNote"/>
-        </w:rPr>
-        <w:t xml:space="preserve"> </w:t>
-      </w:r>
-      <w:r>
-        <w:rPr>
-          <w:rStyle w:val="VerbatimChar"/>
-        </w:rPr>
-        <w:t xml:space="preserve">Handout 07.11</w:t>
-      </w:r>
-      <w:r>
-        <w:rPr>
-          <w:rStyle w:val="TeacherNote"/>
-        </w:rPr>
-        <w:t xml:space="preserve"> </w:t>
-      </w:r>
-      <w:r>
-        <w:rPr>
-          <w:rStyle w:val="TeacherNote"/>
-        </w:rPr>
-        <w:t xml:space="preserve">two days ahead.]</w:t>
-      </w:r>
-    </w:p>
-    <w:p>
-      <w:pPr>
-        <w:numPr>
-          <w:ilvl w:val="0"/>
-          <w:numId w:val="1010"/>
-        </w:numPr>
-        <w:pStyle w:val="Compact"/>
-      </w:pPr>
-      <w:r>
-        <w:rPr>
-          <w:rStyle w:val="TeacherNote"/>
-        </w:rPr>
-        <w:t xml:space="preserve">[Sal: if your school has an FCCLA chapter or wants one, this project is a competitive event in everything but name. The state’s own Financial and Consumer Literacy theme names an FCCLA Personal Finance Fair as its illustrative activity, and a pitch day with an outside panel is the same kind of thing. Worth one sentence in the syllabus.]</w:t>
       </w:r>
     </w:p>
     <w:sectPr>
